--- a/documents/files/gaps.docx
+++ b/documents/files/gaps.docx
@@ -2,13 +2,28 @@
 <file path=word/document.xml><?xml version="1.0" encoding="utf-8"?>
 <w:document xmlns:w="http://schemas.openxmlformats.org/wordprocessingml/2006/main" xmlns:m="http://schemas.openxmlformats.org/officeDocument/2006/math" xmlns:r="http://schemas.openxmlformats.org/officeDocument/2006/relationships" xmlns:o="urn:schemas-microsoft-com:office:office" xmlns:v="urn:schemas-microsoft-com:vml" xmlns:w10="urn:schemas-microsoft-com:office:word" xmlns:a="http://schemas.openxmlformats.org/drawingml/2006/main" xmlns:pic="http://schemas.openxmlformats.org/drawingml/2006/picture" xmlns:wp="http://schemas.openxmlformats.org/drawingml/2006/wordprocessingDrawing">
   <w:body>
-    <w:bookmarkStart w:id="24" w:name="缺陷分析"/>
     <w:p>
       <w:pPr>
-        <w:pStyle w:val="Heading1"/>
+        <w:pStyle w:val="Title"/>
       </w:pPr>
       <w:r>
         <w:t xml:space="preserve">缺陷分析</w:t>
+      </w:r>
+    </w:p>
+    <w:p>
+      <w:pPr>
+        <w:pStyle w:val="Subtitle"/>
+      </w:pPr>
+      <w:r>
+        <w:t xml:space="preserve">缺陷清单、所需资源、疑难点</w:t>
+      </w:r>
+    </w:p>
+    <w:p>
+      <w:pPr>
+        <w:pStyle w:val="Date"/>
+      </w:pPr>
+      <w:r>
+        <w:t xml:space="preserve">2026-10-19</w:t>
       </w:r>
     </w:p>
     <w:p>
@@ -31,23 +46,25 @@
     <w:tbl>
       <w:tblPr>
         <w:tblStyle w:val="Table"/>
-        <w:tblW w:type="auto" w:w="0"/>
+        <w:tblW w:type="dxa" w:w="9638"/>
         <w:jc w:val="left"/>
         <w:tblLook w:firstRow="1" w:lastRow="0" w:firstColumn="0" w:lastColumn="0" w:noHBand="0" w:noVBand="0" w:val="0020"/>
       </w:tblPr>
       <w:tblGrid>
-        <w:gridCol w:w="1584"/>
-        <w:gridCol w:w="1584"/>
-        <w:gridCol w:w="1584"/>
-        <w:gridCol w:w="1584"/>
-        <w:gridCol w:w="1584"/>
+        <w:gridCol w:w="513"/>
+        <w:gridCol w:w="2398"/>
+        <w:gridCol w:w="1927"/>
+        <w:gridCol w:w="2716"/>
+        <w:gridCol w:w="2084"/>
       </w:tblGrid>
       <w:tr>
         <w:trPr>
           <w:tblHeader w:val="on"/>
         </w:trPr>
         <w:tc>
-          <w:tcPr/>
+          <w:tcPr>
+            <w:tcW w:w="513" w:type="dxa"/>
+          </w:tcPr>
           <w:p>
             <w:pPr>
               <w:pStyle w:val="Compact"/>
@@ -59,7 +76,9 @@
           </w:p>
         </w:tc>
         <w:tc>
-          <w:tcPr/>
+          <w:tcPr>
+            <w:tcW w:w="2398" w:type="dxa"/>
+          </w:tcPr>
           <w:p>
             <w:pPr>
               <w:pStyle w:val="Compact"/>
@@ -71,7 +90,9 @@
           </w:p>
         </w:tc>
         <w:tc>
-          <w:tcPr/>
+          <w:tcPr>
+            <w:tcW w:w="1927" w:type="dxa"/>
+          </w:tcPr>
           <w:p>
             <w:pPr>
               <w:pStyle w:val="Compact"/>
@@ -83,7 +104,9 @@
           </w:p>
         </w:tc>
         <w:tc>
-          <w:tcPr/>
+          <w:tcPr>
+            <w:tcW w:w="2716" w:type="dxa"/>
+          </w:tcPr>
           <w:p>
             <w:pPr>
               <w:pStyle w:val="Compact"/>
@@ -95,7 +118,9 @@
           </w:p>
         </w:tc>
         <w:tc>
-          <w:tcPr/>
+          <w:tcPr>
+            <w:tcW w:w="2084" w:type="dxa"/>
+          </w:tcPr>
           <w:p>
             <w:pPr>
               <w:pStyle w:val="Compact"/>
@@ -109,7 +134,9 @@
       </w:tr>
       <w:tr>
         <w:tc>
-          <w:tcPr/>
+          <w:tcPr>
+            <w:tcW w:w="513" w:type="dxa"/>
+          </w:tcPr>
           <w:p>
             <w:pPr>
               <w:pStyle w:val="Compact"/>
@@ -121,7 +148,9 @@
           </w:p>
         </w:tc>
         <w:tc>
-          <w:tcPr/>
+          <w:tcPr>
+            <w:tcW w:w="2398" w:type="dxa"/>
+          </w:tcPr>
           <w:p>
             <w:pPr>
               <w:pStyle w:val="Compact"/>
@@ -133,7 +162,9 @@
           </w:p>
         </w:tc>
         <w:tc>
-          <w:tcPr/>
+          <w:tcPr>
+            <w:tcW w:w="1927" w:type="dxa"/>
+          </w:tcPr>
           <w:p>
             <w:pPr>
               <w:pStyle w:val="Compact"/>
@@ -145,7 +176,9 @@
           </w:p>
         </w:tc>
         <w:tc>
-          <w:tcPr/>
+          <w:tcPr>
+            <w:tcW w:w="2716" w:type="dxa"/>
+          </w:tcPr>
           <w:p>
             <w:pPr>
               <w:pStyle w:val="Compact"/>
@@ -157,7 +190,9 @@
           </w:p>
         </w:tc>
         <w:tc>
-          <w:tcPr/>
+          <w:tcPr>
+            <w:tcW w:w="2084" w:type="dxa"/>
+          </w:tcPr>
           <w:p>
             <w:pPr>
               <w:pStyle w:val="Compact"/>
@@ -171,7 +206,9 @@
       </w:tr>
       <w:tr>
         <w:tc>
-          <w:tcPr/>
+          <w:tcPr>
+            <w:tcW w:w="513" w:type="dxa"/>
+          </w:tcPr>
           <w:p>
             <w:pPr>
               <w:pStyle w:val="Compact"/>
@@ -183,7 +220,9 @@
           </w:p>
         </w:tc>
         <w:tc>
-          <w:tcPr/>
+          <w:tcPr>
+            <w:tcW w:w="2398" w:type="dxa"/>
+          </w:tcPr>
           <w:p>
             <w:pPr>
               <w:pStyle w:val="Compact"/>
@@ -195,7 +234,9 @@
           </w:p>
         </w:tc>
         <w:tc>
-          <w:tcPr/>
+          <w:tcPr>
+            <w:tcW w:w="1927" w:type="dxa"/>
+          </w:tcPr>
           <w:p>
             <w:pPr>
               <w:pStyle w:val="Compact"/>
@@ -207,7 +248,9 @@
           </w:p>
         </w:tc>
         <w:tc>
-          <w:tcPr/>
+          <w:tcPr>
+            <w:tcW w:w="2716" w:type="dxa"/>
+          </w:tcPr>
           <w:p>
             <w:pPr>
               <w:pStyle w:val="Compact"/>
@@ -219,7 +262,9 @@
           </w:p>
         </w:tc>
         <w:tc>
-          <w:tcPr/>
+          <w:tcPr>
+            <w:tcW w:w="2084" w:type="dxa"/>
+          </w:tcPr>
           <w:p>
             <w:pPr>
               <w:pStyle w:val="Compact"/>
@@ -233,7 +278,9 @@
       </w:tr>
       <w:tr>
         <w:tc>
-          <w:tcPr/>
+          <w:tcPr>
+            <w:tcW w:w="513" w:type="dxa"/>
+          </w:tcPr>
           <w:p>
             <w:pPr>
               <w:pStyle w:val="Compact"/>
@@ -245,7 +292,9 @@
           </w:p>
         </w:tc>
         <w:tc>
-          <w:tcPr/>
+          <w:tcPr>
+            <w:tcW w:w="2398" w:type="dxa"/>
+          </w:tcPr>
           <w:p>
             <w:pPr>
               <w:pStyle w:val="Compact"/>
@@ -257,7 +306,9 @@
           </w:p>
         </w:tc>
         <w:tc>
-          <w:tcPr/>
+          <w:tcPr>
+            <w:tcW w:w="1927" w:type="dxa"/>
+          </w:tcPr>
           <w:p>
             <w:pPr>
               <w:pStyle w:val="Compact"/>
@@ -269,7 +320,9 @@
           </w:p>
         </w:tc>
         <w:tc>
-          <w:tcPr/>
+          <w:tcPr>
+            <w:tcW w:w="2716" w:type="dxa"/>
+          </w:tcPr>
           <w:p>
             <w:pPr>
               <w:pStyle w:val="Compact"/>
@@ -284,7 +337,9 @@
           </w:p>
         </w:tc>
         <w:tc>
-          <w:tcPr/>
+          <w:tcPr>
+            <w:tcW w:w="2084" w:type="dxa"/>
+          </w:tcPr>
           <w:p>
             <w:pPr>
               <w:pStyle w:val="Compact"/>
@@ -298,7 +353,9 @@
       </w:tr>
       <w:tr>
         <w:tc>
-          <w:tcPr/>
+          <w:tcPr>
+            <w:tcW w:w="513" w:type="dxa"/>
+          </w:tcPr>
           <w:p>
             <w:pPr>
               <w:pStyle w:val="Compact"/>
@@ -310,7 +367,9 @@
           </w:p>
         </w:tc>
         <w:tc>
-          <w:tcPr/>
+          <w:tcPr>
+            <w:tcW w:w="2398" w:type="dxa"/>
+          </w:tcPr>
           <w:p>
             <w:pPr>
               <w:pStyle w:val="Compact"/>
@@ -322,7 +381,9 @@
           </w:p>
         </w:tc>
         <w:tc>
-          <w:tcPr/>
+          <w:tcPr>
+            <w:tcW w:w="1927" w:type="dxa"/>
+          </w:tcPr>
           <w:p>
             <w:pPr>
               <w:pStyle w:val="Compact"/>
@@ -334,7 +395,9 @@
           </w:p>
         </w:tc>
         <w:tc>
-          <w:tcPr/>
+          <w:tcPr>
+            <w:tcW w:w="2716" w:type="dxa"/>
+          </w:tcPr>
           <w:p>
             <w:pPr>
               <w:pStyle w:val="Compact"/>
@@ -355,7 +418,9 @@
           </w:p>
         </w:tc>
         <w:tc>
-          <w:tcPr/>
+          <w:tcPr>
+            <w:tcW w:w="2084" w:type="dxa"/>
+          </w:tcPr>
           <w:p>
             <w:pPr>
               <w:pStyle w:val="Compact"/>
@@ -369,7 +434,9 @@
       </w:tr>
       <w:tr>
         <w:tc>
-          <w:tcPr/>
+          <w:tcPr>
+            <w:tcW w:w="513" w:type="dxa"/>
+          </w:tcPr>
           <w:p>
             <w:pPr>
               <w:pStyle w:val="Compact"/>
@@ -381,7 +448,9 @@
           </w:p>
         </w:tc>
         <w:tc>
-          <w:tcPr/>
+          <w:tcPr>
+            <w:tcW w:w="2398" w:type="dxa"/>
+          </w:tcPr>
           <w:p>
             <w:pPr>
               <w:pStyle w:val="Compact"/>
@@ -402,7 +471,9 @@
           </w:p>
         </w:tc>
         <w:tc>
-          <w:tcPr/>
+          <w:tcPr>
+            <w:tcW w:w="1927" w:type="dxa"/>
+          </w:tcPr>
           <w:p>
             <w:pPr>
               <w:pStyle w:val="Compact"/>
@@ -414,7 +485,9 @@
           </w:p>
         </w:tc>
         <w:tc>
-          <w:tcPr/>
+          <w:tcPr>
+            <w:tcW w:w="2716" w:type="dxa"/>
+          </w:tcPr>
           <w:p>
             <w:pPr>
               <w:pStyle w:val="Compact"/>
@@ -426,7 +499,9 @@
           </w:p>
         </w:tc>
         <w:tc>
-          <w:tcPr/>
+          <w:tcPr>
+            <w:tcW w:w="2084" w:type="dxa"/>
+          </w:tcPr>
           <w:p>
             <w:pPr>
               <w:pStyle w:val="Compact"/>
@@ -440,7 +515,9 @@
       </w:tr>
       <w:tr>
         <w:tc>
-          <w:tcPr/>
+          <w:tcPr>
+            <w:tcW w:w="513" w:type="dxa"/>
+          </w:tcPr>
           <w:p>
             <w:pPr>
               <w:pStyle w:val="Compact"/>
@@ -452,7 +529,9 @@
           </w:p>
         </w:tc>
         <w:tc>
-          <w:tcPr/>
+          <w:tcPr>
+            <w:tcW w:w="2398" w:type="dxa"/>
+          </w:tcPr>
           <w:p>
             <w:pPr>
               <w:pStyle w:val="Compact"/>
@@ -464,7 +543,9 @@
           </w:p>
         </w:tc>
         <w:tc>
-          <w:tcPr/>
+          <w:tcPr>
+            <w:tcW w:w="1927" w:type="dxa"/>
+          </w:tcPr>
           <w:p>
             <w:pPr>
               <w:pStyle w:val="Compact"/>
@@ -476,7 +557,9 @@
           </w:p>
         </w:tc>
         <w:tc>
-          <w:tcPr/>
+          <w:tcPr>
+            <w:tcW w:w="2716" w:type="dxa"/>
+          </w:tcPr>
           <w:p>
             <w:pPr>
               <w:pStyle w:val="Compact"/>
@@ -488,7 +571,9 @@
           </w:p>
         </w:tc>
         <w:tc>
-          <w:tcPr/>
+          <w:tcPr>
+            <w:tcW w:w="2084" w:type="dxa"/>
+          </w:tcPr>
           <w:p>
             <w:pPr>
               <w:pStyle w:val="Compact"/>
@@ -514,22 +599,24 @@
     <w:tbl>
       <w:tblPr>
         <w:tblStyle w:val="Table"/>
-        <w:tblW w:type="auto" w:w="0"/>
+        <w:tblW w:type="dxa" w:w="9638"/>
         <w:jc w:val="left"/>
         <w:tblLook w:firstRow="1" w:lastRow="0" w:firstColumn="0" w:lastColumn="0" w:noHBand="0" w:noVBand="0" w:val="0020"/>
       </w:tblPr>
       <w:tblGrid>
-        <w:gridCol w:w="1980"/>
-        <w:gridCol w:w="1980"/>
-        <w:gridCol w:w="1980"/>
-        <w:gridCol w:w="1980"/>
+        <w:gridCol w:w="2238"/>
+        <w:gridCol w:w="2348"/>
+        <w:gridCol w:w="2628"/>
+        <w:gridCol w:w="2424"/>
       </w:tblGrid>
       <w:tr>
         <w:trPr>
           <w:tblHeader w:val="on"/>
         </w:trPr>
         <w:tc>
-          <w:tcPr/>
+          <w:tcPr>
+            <w:tcW w:w="2238" w:type="dxa"/>
+          </w:tcPr>
           <w:p>
             <w:pPr>
               <w:pStyle w:val="Compact"/>
@@ -541,7 +628,9 @@
           </w:p>
         </w:tc>
         <w:tc>
-          <w:tcPr/>
+          <w:tcPr>
+            <w:tcW w:w="2348" w:type="dxa"/>
+          </w:tcPr>
           <w:p>
             <w:pPr>
               <w:pStyle w:val="Compact"/>
@@ -553,7 +642,9 @@
           </w:p>
         </w:tc>
         <w:tc>
-          <w:tcPr/>
+          <w:tcPr>
+            <w:tcW w:w="2628" w:type="dxa"/>
+          </w:tcPr>
           <w:p>
             <w:pPr>
               <w:pStyle w:val="Compact"/>
@@ -565,7 +656,9 @@
           </w:p>
         </w:tc>
         <w:tc>
-          <w:tcPr/>
+          <w:tcPr>
+            <w:tcW w:w="2424" w:type="dxa"/>
+          </w:tcPr>
           <w:p>
             <w:pPr>
               <w:pStyle w:val="Compact"/>
@@ -579,7 +672,9 @@
       </w:tr>
       <w:tr>
         <w:tc>
-          <w:tcPr/>
+          <w:tcPr>
+            <w:tcW w:w="2238" w:type="dxa"/>
+          </w:tcPr>
           <w:p>
             <w:pPr>
               <w:pStyle w:val="Compact"/>
@@ -591,7 +686,9 @@
           </w:p>
         </w:tc>
         <w:tc>
-          <w:tcPr/>
+          <w:tcPr>
+            <w:tcW w:w="2348" w:type="dxa"/>
+          </w:tcPr>
           <w:p>
             <w:pPr>
               <w:pStyle w:val="Compact"/>
@@ -603,7 +700,9 @@
           </w:p>
         </w:tc>
         <w:tc>
-          <w:tcPr/>
+          <w:tcPr>
+            <w:tcW w:w="2628" w:type="dxa"/>
+          </w:tcPr>
           <w:p>
             <w:pPr>
               <w:pStyle w:val="Compact"/>
@@ -615,7 +714,9 @@
           </w:p>
         </w:tc>
         <w:tc>
-          <w:tcPr/>
+          <w:tcPr>
+            <w:tcW w:w="2424" w:type="dxa"/>
+          </w:tcPr>
           <w:p>
             <w:pPr>
               <w:pStyle w:val="Compact"/>
@@ -629,7 +730,9 @@
       </w:tr>
       <w:tr>
         <w:tc>
-          <w:tcPr/>
+          <w:tcPr>
+            <w:tcW w:w="2238" w:type="dxa"/>
+          </w:tcPr>
           <w:p>
             <w:pPr>
               <w:pStyle w:val="Compact"/>
@@ -641,7 +744,9 @@
           </w:p>
         </w:tc>
         <w:tc>
-          <w:tcPr/>
+          <w:tcPr>
+            <w:tcW w:w="2348" w:type="dxa"/>
+          </w:tcPr>
           <w:p>
             <w:pPr>
               <w:pStyle w:val="Compact"/>
@@ -653,7 +758,9 @@
           </w:p>
         </w:tc>
         <w:tc>
-          <w:tcPr/>
+          <w:tcPr>
+            <w:tcW w:w="2628" w:type="dxa"/>
+          </w:tcPr>
           <w:p>
             <w:pPr>
               <w:pStyle w:val="Compact"/>
@@ -665,7 +772,9 @@
           </w:p>
         </w:tc>
         <w:tc>
-          <w:tcPr/>
+          <w:tcPr>
+            <w:tcW w:w="2424" w:type="dxa"/>
+          </w:tcPr>
           <w:p>
             <w:pPr>
               <w:pStyle w:val="Compact"/>
@@ -679,7 +788,9 @@
       </w:tr>
       <w:tr>
         <w:tc>
-          <w:tcPr/>
+          <w:tcPr>
+            <w:tcW w:w="2238" w:type="dxa"/>
+          </w:tcPr>
           <w:p>
             <w:pPr>
               <w:pStyle w:val="Compact"/>
@@ -691,7 +802,9 @@
           </w:p>
         </w:tc>
         <w:tc>
-          <w:tcPr/>
+          <w:tcPr>
+            <w:tcW w:w="2348" w:type="dxa"/>
+          </w:tcPr>
           <w:p>
             <w:pPr>
               <w:pStyle w:val="Compact"/>
@@ -703,7 +816,9 @@
           </w:p>
         </w:tc>
         <w:tc>
-          <w:tcPr/>
+          <w:tcPr>
+            <w:tcW w:w="2628" w:type="dxa"/>
+          </w:tcPr>
           <w:p>
             <w:pPr>
               <w:pStyle w:val="Compact"/>
@@ -715,7 +830,9 @@
           </w:p>
         </w:tc>
         <w:tc>
-          <w:tcPr/>
+          <w:tcPr>
+            <w:tcW w:w="2424" w:type="dxa"/>
+          </w:tcPr>
           <w:p>
             <w:pPr>
               <w:pStyle w:val="Compact"/>
@@ -729,7 +846,9 @@
       </w:tr>
       <w:tr>
         <w:tc>
-          <w:tcPr/>
+          <w:tcPr>
+            <w:tcW w:w="2238" w:type="dxa"/>
+          </w:tcPr>
           <w:p>
             <w:pPr>
               <w:pStyle w:val="Compact"/>
@@ -741,7 +860,9 @@
           </w:p>
         </w:tc>
         <w:tc>
-          <w:tcPr/>
+          <w:tcPr>
+            <w:tcW w:w="2348" w:type="dxa"/>
+          </w:tcPr>
           <w:p>
             <w:pPr>
               <w:pStyle w:val="Compact"/>
@@ -753,7 +874,9 @@
           </w:p>
         </w:tc>
         <w:tc>
-          <w:tcPr/>
+          <w:tcPr>
+            <w:tcW w:w="2628" w:type="dxa"/>
+          </w:tcPr>
           <w:p>
             <w:pPr>
               <w:pStyle w:val="Compact"/>
@@ -765,7 +888,9 @@
           </w:p>
         </w:tc>
         <w:tc>
-          <w:tcPr/>
+          <w:tcPr>
+            <w:tcW w:w="2424" w:type="dxa"/>
+          </w:tcPr>
           <w:p>
             <w:pPr>
               <w:pStyle w:val="Compact"/>
@@ -779,7 +904,9 @@
       </w:tr>
       <w:tr>
         <w:tc>
-          <w:tcPr/>
+          <w:tcPr>
+            <w:tcW w:w="2238" w:type="dxa"/>
+          </w:tcPr>
           <w:p>
             <w:pPr>
               <w:pStyle w:val="Compact"/>
@@ -791,7 +918,9 @@
           </w:p>
         </w:tc>
         <w:tc>
-          <w:tcPr/>
+          <w:tcPr>
+            <w:tcW w:w="2348" w:type="dxa"/>
+          </w:tcPr>
           <w:p>
             <w:pPr>
               <w:pStyle w:val="Compact"/>
@@ -803,7 +932,9 @@
           </w:p>
         </w:tc>
         <w:tc>
-          <w:tcPr/>
+          <w:tcPr>
+            <w:tcW w:w="2628" w:type="dxa"/>
+          </w:tcPr>
           <w:p>
             <w:pPr>
               <w:pStyle w:val="Compact"/>
@@ -815,7 +946,9 @@
           </w:p>
         </w:tc>
         <w:tc>
-          <w:tcPr/>
+          <w:tcPr>
+            <w:tcW w:w="2424" w:type="dxa"/>
+          </w:tcPr>
           <w:p>
             <w:pPr>
               <w:pStyle w:val="Compact"/>
@@ -967,14 +1100,42 @@
       </w:r>
     </w:p>
     <w:bookmarkEnd w:id="23"/>
-    <w:bookmarkEnd w:id="24"/>
-    <w:sectPr/>
+    <w:sectPr>
+      <w:footerReference w:type="default" r:id="rId9"/>
+    </w:sectPr>
   </w:body>
 </w:document>
 </file>
 
 <file path=word/comments.xml><?xml version="1.0" encoding="utf-8"?>
 <w:comments xmlns:w="http://schemas.openxmlformats.org/wordprocessingml/2006/main" xmlns:m="http://schemas.openxmlformats.org/officeDocument/2006/math" xmlns:r="http://schemas.openxmlformats.org/officeDocument/2006/relationships" xmlns:o="urn:schemas-microsoft-com:office:office" xmlns:v="urn:schemas-microsoft-com:vml" xmlns:w10="urn:schemas-microsoft-com:office:word" xmlns:a="http://schemas.openxmlformats.org/drawingml/2006/main" xmlns:pic="http://schemas.openxmlformats.org/drawingml/2006/picture" xmlns:wp="http://schemas.openxmlformats.org/drawingml/2006/wordprocessingDrawing"/>
+</file>
+
+<file path=word/footer1.xml><?xml version="1.0" encoding="utf-8"?>
+<w:ftr xmlns:w="http://schemas.openxmlformats.org/wordprocessingml/2006/main">
+  <w:p>
+    <w:pPr>
+      <w:jc w:val="center"/>
+      <w:spacing w:before="0" w:after="0"/>
+    </w:pPr>
+    <w:r>
+      <w:rPr>
+        <w:color w:val="9A9A9A"/>
+        <w:sz w:val="16"/>
+      </w:rPr>
+      <w:t xml:space="preserve">InSAR_affair  ·  </w:t>
+    </w:r>
+    <w:fldSimple w:instr=" PAGE ">
+      <w:r>
+        <w:rPr>
+          <w:color w:val="9A9A9A"/>
+          <w:sz w:val="16"/>
+        </w:rPr>
+        <w:t>1</w:t>
+      </w:r>
+    </w:fldSimple>
+  </w:p>
+</w:ftr>
 </file>
 
 <file path=word/footnotes.xml><?xml version="1.0" encoding="utf-8"?>
@@ -1164,10 +1325,10 @@
   <w:docDefaults>
     <w:rPrDefault>
       <w:rPr>
-        <w:rFonts w:asciiTheme="minorHAnsi" w:cstheme="minorBidi" w:eastAsiaTheme="minorHAnsi" w:hAnsiTheme="minorHAnsi"/>
+        <w:rFonts w:ascii="Calibri" w:cs="Calibri" w:eastAsia="微软雅黑" w:hAnsi="Calibri"/>
         <w:sz w:val="24"/>
         <w:szCs w:val="24"/>
-        <w:lang w:bidi="ar-SA" w:eastAsia="en-US" w:val="en-US"/>
+        <w:lang w:bidi="ar-SA" w:eastAsia="zh-CN" w:val="en-US"/>
       </w:rPr>
     </w:rPrDefault>
     <w:pPrDefault>
@@ -1184,11 +1345,17 @@
   <w:style w:styleId="BodyText" w:type="paragraph">
     <w:name w:val="Body Text"/>
     <w:basedOn w:val="Normal"/>
-    <w:link w:val="BodyTextChar"/>
-    <w:qFormat/>
-    <w:pPr>
-      <w:spacing w:after="180" w:before="180"/>
-    </w:pPr>
+    <w:next w:val="Normal"/>
+    <w:qFormat/>
+    <w:pPr>
+      <w:spacing w:after="140" w:before="0" w:line="300" w:lineRule="auto"/>
+    </w:pPr>
+    <w:rPr>
+      <w:rFonts w:ascii="Calibri" w:cs="Calibri" w:eastAsia="微软雅黑" w:hAnsi="Calibri"/>
+      <w:color w:val="1B2A33"/>
+      <w:sz w:val="21"/>
+      <w:szCs w:val="21"/>
+    </w:rPr>
   </w:style>
   <w:style w:customStyle="1" w:styleId="FirstParagraph" w:type="paragraph">
     <w:name w:val="First Paragraph"/>
@@ -1207,37 +1374,37 @@
   <w:style w:styleId="Title" w:type="paragraph">
     <w:name w:val="Title"/>
     <w:basedOn w:val="Normal"/>
-    <w:next w:val="BodyText"/>
+    <w:next w:val="Normal"/>
     <w:qFormat/>
     <w:pPr>
       <w:keepNext/>
-      <w:keepLines/>
-      <w:spacing w:after="240" w:before="480"/>
-      <w:jc w:val="center"/>
-    </w:pPr>
-    <w:rPr>
-      <w:rFonts w:asciiTheme="majorHAnsi" w:cstheme="majorBidi" w:eastAsiaTheme="majorEastAsia" w:hAnsiTheme="majorHAnsi"/>
+      <w:spacing w:after="80" w:before="0"/>
+    </w:pPr>
+    <w:rPr>
+      <w:rFonts w:ascii="Calibri" w:cs="Calibri" w:eastAsia="微软雅黑" w:hAnsi="Calibri"/>
       <w:b/>
       <w:bCs/>
-      <w:color w:themeColor="accent1" w:themeShade="B5" w:val="345A8A"/>
-      <w:sz w:val="36"/>
-      <w:szCs w:val="36"/>
+      <w:color w:val="1B2A33"/>
+      <w:sz w:val="40"/>
+      <w:szCs w:val="40"/>
     </w:rPr>
   </w:style>
   <w:style w:styleId="Subtitle" w:type="paragraph">
     <w:name w:val="Subtitle"/>
-    <w:basedOn w:val="Title"/>
-    <w:next w:val="BodyText"/>
-    <w:qFormat/>
-    <w:pPr>
-      <w:keepNext/>
-      <w:keepLines/>
-      <w:spacing w:after="240" w:before="240"/>
-      <w:jc w:val="center"/>
-    </w:pPr>
-    <w:rPr>
-      <w:sz w:val="30"/>
-      <w:szCs w:val="30"/>
+    <w:basedOn w:val="Normal"/>
+    <w:next w:val="Normal"/>
+    <w:qFormat/>
+    <w:pPr>
+      <w:spacing w:after="200" w:before="0"/>
+      <w:pBdr>
+        <w:bottom w:color="D3CCBB" w:space="6" w:sz="6" w:val="single"/>
+      </w:pBdr>
+    </w:pPr>
+    <w:rPr>
+      <w:rFonts w:ascii="Calibri" w:cs="Calibri" w:eastAsia="微软雅黑" w:hAnsi="Calibri"/>
+      <w:color w:val="6E6A60"/>
+      <w:sz w:val="20"/>
+      <w:szCs w:val="20"/>
     </w:rPr>
   </w:style>
   <w:style w:customStyle="1" w:styleId="Author" w:type="paragraph">
@@ -1252,13 +1419,18 @@
   </w:style>
   <w:style w:styleId="Date" w:type="paragraph">
     <w:name w:val="Date"/>
-    <w:next w:val="BodyText"/>
-    <w:qFormat/>
-    <w:pPr>
-      <w:keepNext/>
-      <w:keepLines/>
-      <w:jc w:val="center"/>
-    </w:pPr>
+    <w:basedOn w:val="Normal"/>
+    <w:next w:val="Normal"/>
+    <w:qFormat/>
+    <w:pPr>
+      <w:spacing w:after="320" w:before="0"/>
+    </w:pPr>
+    <w:rPr>
+      <w:rFonts w:ascii="Calibri" w:cs="Calibri" w:eastAsia="微软雅黑" w:hAnsi="Calibri"/>
+      <w:color w:val="6E6A60"/>
+      <w:sz w:val="18"/>
+      <w:szCs w:val="18"/>
+    </w:rPr>
   </w:style>
   <w:style w:customStyle="1" w:styleId="AbstractTitle" w:type="paragraph">
     <w:name w:val="Abstract Title"/>
@@ -1302,28 +1474,118 @@
     <w:rPr/>
   </w:style>
   <w:style w:styleId="Heading1" w:type="paragraph">
-    <w:name w:val="Heading 1"/>
-    <w:basedOn w:val="Normal"/>
-    <w:next w:val="BodyText"/>
-    <w:uiPriority w:val="9"/>
+    <w:name w:val="heading 1"/>
+    <w:basedOn w:val="Normal"/>
+    <w:next w:val="Normal"/>
     <w:qFormat/>
     <w:pPr>
       <w:keepNext/>
-      <w:keepLines/>
-      <w:spacing w:after="0" w:before="480"/>
-      <w:outlineLvl w:val="0"/>
-    </w:pPr>
-    <w:rPr>
-      <w:rFonts w:asciiTheme="majorHAnsi" w:cstheme="majorBidi" w:eastAsiaTheme="majorEastAsia" w:hAnsiTheme="majorHAnsi"/>
+      <w:spacing w:after="140" w:before="440"/>
+      <w:pBdr>
+        <w:bottom w:color="D3CCBB" w:space="6" w:sz="6" w:val="single"/>
+      </w:pBdr>
+    </w:pPr>
+    <w:rPr>
+      <w:rFonts w:ascii="Calibri" w:cs="Calibri" w:eastAsia="微软雅黑" w:hAnsi="Calibri"/>
       <w:b/>
       <w:bCs/>
-      <w:color w:themeColor="accent1" w:val="4F81BD"/>
-      <w:sz w:val="32"/>
-      <w:szCs w:val="32"/>
+      <w:color w:val="1B2A33"/>
+      <w:sz w:val="30"/>
+      <w:szCs w:val="30"/>
     </w:rPr>
   </w:style>
   <w:style w:styleId="Heading2" w:type="paragraph">
-    <w:name w:val="Heading 2"/>
+    <w:name w:val="heading 2"/>
+    <w:basedOn w:val="Normal"/>
+    <w:next w:val="Normal"/>
+    <w:qFormat/>
+    <w:pPr>
+      <w:keepNext/>
+      <w:spacing w:after="100" w:before="320"/>
+    </w:pPr>
+    <w:rPr>
+      <w:rFonts w:ascii="Calibri" w:cs="Calibri" w:eastAsia="微软雅黑" w:hAnsi="Calibri"/>
+      <w:b/>
+      <w:bCs/>
+      <w:color w:val="1B2A33"/>
+      <w:sz w:val="24"/>
+      <w:szCs w:val="24"/>
+    </w:rPr>
+  </w:style>
+  <w:style w:styleId="Heading3" w:type="paragraph">
+    <w:name w:val="heading 3"/>
+    <w:basedOn w:val="Normal"/>
+    <w:next w:val="Normal"/>
+    <w:qFormat/>
+    <w:pPr>
+      <w:keepNext/>
+      <w:spacing w:after="80" w:before="260"/>
+    </w:pPr>
+    <w:rPr>
+      <w:rFonts w:ascii="Calibri" w:cs="Calibri" w:eastAsia="微软雅黑" w:hAnsi="Calibri"/>
+      <w:b/>
+      <w:bCs/>
+      <w:color w:val="333333"/>
+      <w:sz w:val="21"/>
+      <w:szCs w:val="21"/>
+    </w:rPr>
+  </w:style>
+  <w:style w:styleId="Heading4" w:type="paragraph">
+    <w:name w:val="heading 4"/>
+    <w:basedOn w:val="Normal"/>
+    <w:next w:val="Normal"/>
+    <w:qFormat/>
+    <w:pPr>
+      <w:keepNext/>
+      <w:spacing w:after="60" w:before="220"/>
+    </w:pPr>
+    <w:rPr>
+      <w:rFonts w:ascii="Calibri" w:cs="Calibri" w:eastAsia="微软雅黑" w:hAnsi="Calibri"/>
+      <w:b/>
+      <w:bCs/>
+      <w:color w:val="3F3F3F"/>
+      <w:sz w:val="20"/>
+      <w:szCs w:val="20"/>
+    </w:rPr>
+  </w:style>
+  <w:style w:styleId="Heading5" w:type="paragraph">
+    <w:name w:val="heading 5"/>
+    <w:basedOn w:val="Normal"/>
+    <w:next w:val="Normal"/>
+    <w:qFormat/>
+    <w:pPr>
+      <w:keepNext/>
+      <w:spacing w:after="60" w:before="220"/>
+    </w:pPr>
+    <w:rPr>
+      <w:rFonts w:ascii="Calibri" w:cs="Calibri" w:eastAsia="微软雅黑" w:hAnsi="Calibri"/>
+      <w:b/>
+      <w:bCs/>
+      <w:color w:val="3F3F3F"/>
+      <w:sz w:val="20"/>
+      <w:szCs w:val="20"/>
+    </w:rPr>
+  </w:style>
+  <w:style w:styleId="Heading6" w:type="paragraph">
+    <w:name w:val="heading 6"/>
+    <w:basedOn w:val="Normal"/>
+    <w:next w:val="Normal"/>
+    <w:qFormat/>
+    <w:pPr>
+      <w:keepNext/>
+      <w:spacing w:after="60" w:before="220"/>
+    </w:pPr>
+    <w:rPr>
+      <w:rFonts w:ascii="Calibri" w:cs="Calibri" w:eastAsia="微软雅黑" w:hAnsi="Calibri"/>
+      <w:b/>
+      <w:bCs/>
+      <w:color w:val="3F3F3F"/>
+      <w:sz w:val="20"/>
+      <w:szCs w:val="20"/>
+    </w:rPr>
+  </w:style>
+  <w:style w:styleId="Heading7" w:type="paragraph">
+    <w:name w:val="Heading 7"/>
     <w:basedOn w:val="Normal"/>
     <w:next w:val="BodyText"/>
     <w:uiPriority w:val="9"/>
@@ -1333,94 +1595,7 @@
       <w:keepNext/>
       <w:keepLines/>
       <w:spacing w:after="0" w:before="200"/>
-      <w:outlineLvl w:val="1"/>
-    </w:pPr>
-    <w:rPr>
-      <w:rFonts w:asciiTheme="majorHAnsi" w:cstheme="majorBidi" w:eastAsiaTheme="majorEastAsia" w:hAnsiTheme="majorHAnsi"/>
-      <w:b/>
-      <w:bCs/>
-      <w:color w:themeColor="accent1" w:val="4F81BD"/>
-      <w:sz w:val="28"/>
-      <w:szCs w:val="28"/>
-    </w:rPr>
-  </w:style>
-  <w:style w:styleId="Heading3" w:type="paragraph">
-    <w:name w:val="Heading 3"/>
-    <w:basedOn w:val="Normal"/>
-    <w:next w:val="BodyText"/>
-    <w:uiPriority w:val="9"/>
-    <w:unhideWhenUsed/>
-    <w:qFormat/>
-    <w:pPr>
-      <w:keepNext/>
-      <w:keepLines/>
-      <w:spacing w:after="0" w:before="200"/>
-      <w:outlineLvl w:val="2"/>
-    </w:pPr>
-    <w:rPr>
-      <w:rFonts w:asciiTheme="majorHAnsi" w:cstheme="majorBidi" w:eastAsiaTheme="majorEastAsia" w:hAnsiTheme="majorHAnsi"/>
-      <w:b/>
-      <w:bCs/>
-      <w:color w:themeColor="accent1" w:val="4F81BD"/>
-      <w:sz w:val="24"/>
-      <w:szCs w:val="24"/>
-    </w:rPr>
-  </w:style>
-  <w:style w:styleId="Heading4" w:type="paragraph">
-    <w:name w:val="Heading 4"/>
-    <w:basedOn w:val="Normal"/>
-    <w:next w:val="BodyText"/>
-    <w:uiPriority w:val="9"/>
-    <w:unhideWhenUsed/>
-    <w:qFormat/>
-    <w:pPr>
-      <w:keepNext/>
-      <w:keepLines/>
-      <w:spacing w:after="0" w:before="200"/>
-      <w:outlineLvl w:val="3"/>
-    </w:pPr>
-    <w:rPr>
-      <w:rFonts w:asciiTheme="majorHAnsi" w:cstheme="majorBidi" w:eastAsiaTheme="majorEastAsia" w:hAnsiTheme="majorHAnsi"/>
-      <w:bCs/>
-      <w:i/>
-      <w:color w:themeColor="accent1" w:val="4F81BD"/>
-      <w:sz w:val="24"/>
-      <w:szCs w:val="24"/>
-    </w:rPr>
-  </w:style>
-  <w:style w:styleId="Heading5" w:type="paragraph">
-    <w:name w:val="Heading 5"/>
-    <w:basedOn w:val="Normal"/>
-    <w:next w:val="BodyText"/>
-    <w:uiPriority w:val="9"/>
-    <w:unhideWhenUsed/>
-    <w:qFormat/>
-    <w:pPr>
-      <w:keepNext/>
-      <w:keepLines/>
-      <w:spacing w:after="0" w:before="200"/>
-      <w:outlineLvl w:val="4"/>
-    </w:pPr>
-    <w:rPr>
-      <w:rFonts w:asciiTheme="majorHAnsi" w:cstheme="majorBidi" w:eastAsiaTheme="majorEastAsia" w:hAnsiTheme="majorHAnsi"/>
-      <w:iCs/>
-      <w:color w:themeColor="accent1" w:val="4F81BD"/>
-      <w:sz w:val="24"/>
-      <w:szCs w:val="24"/>
-    </w:rPr>
-  </w:style>
-  <w:style w:styleId="Heading6" w:type="paragraph">
-    <w:name w:val="Heading 6"/>
-    <w:basedOn w:val="Normal"/>
-    <w:next w:val="BodyText"/>
-    <w:uiPriority w:val="9"/>
-    <w:unhideWhenUsed/>
-    <w:qFormat/>
-    <w:pPr>
-      <w:keepNext/>
-      <w:keepLines/>
-      <w:spacing w:after="0" w:before="200"/>
-      <w:outlineLvl w:val="5"/>
+      <w:outlineLvl w:val="6"/>
     </w:pPr>
     <w:rPr>
       <w:rFonts w:asciiTheme="majorHAnsi" w:cstheme="majorBidi" w:eastAsiaTheme="majorEastAsia" w:hAnsiTheme="majorHAnsi"/>
@@ -1429,8 +1604,8 @@
       <w:szCs w:val="24"/>
     </w:rPr>
   </w:style>
-  <w:style w:styleId="Heading7" w:type="paragraph">
-    <w:name w:val="Heading 7"/>
+  <w:style w:styleId="Heading8" w:type="paragraph">
+    <w:name w:val="Heading 8"/>
     <w:basedOn w:val="Normal"/>
     <w:next w:val="BodyText"/>
     <w:uiPriority w:val="9"/>
@@ -1440,7 +1615,7 @@
       <w:keepNext/>
       <w:keepLines/>
       <w:spacing w:after="0" w:before="200"/>
-      <w:outlineLvl w:val="6"/>
+      <w:outlineLvl w:val="7"/>
     </w:pPr>
     <w:rPr>
       <w:rFonts w:asciiTheme="majorHAnsi" w:cstheme="majorBidi" w:eastAsiaTheme="majorEastAsia" w:hAnsiTheme="majorHAnsi"/>
@@ -1449,8 +1624,8 @@
       <w:szCs w:val="24"/>
     </w:rPr>
   </w:style>
-  <w:style w:styleId="Heading8" w:type="paragraph">
-    <w:name w:val="Heading 8"/>
+  <w:style w:styleId="Heading9" w:type="paragraph">
+    <w:name w:val="Heading 9"/>
     <w:basedOn w:val="Normal"/>
     <w:next w:val="BodyText"/>
     <w:uiPriority w:val="9"/>
@@ -1460,7 +1635,7 @@
       <w:keepNext/>
       <w:keepLines/>
       <w:spacing w:after="0" w:before="200"/>
-      <w:outlineLvl w:val="7"/>
+      <w:outlineLvl w:val="8"/>
     </w:pPr>
     <w:rPr>
       <w:rFonts w:asciiTheme="majorHAnsi" w:cstheme="majorBidi" w:eastAsiaTheme="majorEastAsia" w:hAnsiTheme="majorHAnsi"/>
@@ -1469,37 +1644,24 @@
       <w:szCs w:val="24"/>
     </w:rPr>
   </w:style>
-  <w:style w:styleId="Heading9" w:type="paragraph">
-    <w:name w:val="Heading 9"/>
-    <w:basedOn w:val="Normal"/>
-    <w:next w:val="BodyText"/>
-    <w:uiPriority w:val="9"/>
-    <w:unhideWhenUsed/>
-    <w:qFormat/>
-    <w:pPr>
-      <w:keepNext/>
-      <w:keepLines/>
-      <w:spacing w:after="0" w:before="200"/>
-      <w:outlineLvl w:val="8"/>
-    </w:pPr>
-    <w:rPr>
-      <w:rFonts w:asciiTheme="majorHAnsi" w:cstheme="majorBidi" w:eastAsiaTheme="majorEastAsia" w:hAnsiTheme="majorHAnsi"/>
-      <w:color w:themeColor="accent1" w:val="4F81BD"/>
-      <w:sz w:val="24"/>
-      <w:szCs w:val="24"/>
-    </w:rPr>
-  </w:style>
   <w:style w:styleId="BlockText" w:type="paragraph">
     <w:name w:val="Block Text"/>
-    <w:basedOn w:val="BodyText"/>
-    <w:next w:val="BodyText"/>
-    <w:uiPriority w:val="9"/>
-    <w:unhideWhenUsed/>
-    <w:qFormat/>
-    <w:pPr>
-      <w:spacing w:after="100" w:before="100"/>
-      <w:ind w:firstLine="0" w:left="480" w:right="480"/>
-    </w:pPr>
+    <w:basedOn w:val="Normal"/>
+    <w:qFormat/>
+    <w:pPr>
+      <w:spacing w:after="140" w:before="120" w:line="290" w:lineRule="auto"/>
+      <w:pBdr>
+        <w:left w:color="9CC6BE" w:space="10" w:sz="18" w:val="single"/>
+      </w:pBdr>
+      <w:ind w:left="240" w:right="160"/>
+      <w:shd w:color="auto" w:fill="F7F4EC" w:val="clear"/>
+    </w:pPr>
+    <w:rPr>
+      <w:rFonts w:ascii="Calibri" w:cs="Calibri" w:eastAsia="微软雅黑" w:hAnsi="Calibri"/>
+      <w:color w:val="333333"/>
+      <w:sz w:val="21"/>
+      <w:szCs w:val="21"/>
+    </w:rPr>
   </w:style>
   <w:style w:styleId="FootnoteText" w:type="paragraph">
     <w:name w:val="Footnote Text"/>
@@ -1575,14 +1737,20 @@
     <w:basedOn w:val="Normal"/>
   </w:style>
   <w:style w:styleId="Caption" w:type="paragraph">
-    <w:name w:val="Caption"/>
-    <w:basedOn w:val="Normal"/>
-    <w:link w:val="BodyTextChar"/>
-    <w:pPr>
-      <w:spacing w:after="120" w:before="0"/>
-    </w:pPr>
-    <w:rPr>
+    <w:name w:val="caption"/>
+    <w:basedOn w:val="Normal"/>
+    <w:next w:val="Normal"/>
+    <w:qFormat/>
+    <w:pPr>
+      <w:spacing w:after="200" w:before="60"/>
+    </w:pPr>
+    <w:rPr>
+      <w:rFonts w:ascii="Calibri" w:cs="Calibri" w:eastAsia="微软雅黑" w:hAnsi="Calibri"/>
       <w:i/>
+      <w:iCs/>
+      <w:color w:val="6E6A60"/>
+      <w:sz w:val="18"/>
+      <w:szCs w:val="18"/>
     </w:rPr>
   </w:style>
   <w:style w:customStyle="1" w:styleId="TableCaption" w:type="paragraph">
@@ -1656,98 +1824,242 @@
       <w:color w:themeColor="accent1" w:themeShade="BF" w:val="365F91"/>
     </w:rPr>
   </w:style>
-  <w:style w:type="paragraph" w:customStyle="1" w:styleId="SourceCode">
+  <w:style w:styleId="Author" w:type="paragraph">
+    <w:name w:val="Author"/>
+    <w:basedOn w:val="Normal"/>
+    <w:next w:val="Normal"/>
+    <w:qFormat/>
+    <w:pPr>
+      <w:spacing w:after="60" w:before="0"/>
+    </w:pPr>
+    <w:rPr>
+      <w:rFonts w:ascii="Calibri" w:cs="Calibri" w:eastAsia="微软雅黑" w:hAnsi="Calibri"/>
+      <w:color w:val="6E6A60"/>
+      <w:sz w:val="18"/>
+      <w:szCs w:val="18"/>
+    </w:rPr>
+  </w:style>
+  <w:style w:styleId="FirstParagraph" w:type="paragraph">
+    <w:name w:val="First Paragraph"/>
+    <w:basedOn w:val="Normal"/>
+    <w:next w:val="Normal"/>
+    <w:qFormat/>
+    <w:pPr>
+      <w:spacing w:after="140" w:before="0" w:line="300" w:lineRule="auto"/>
+    </w:pPr>
+    <w:rPr>
+      <w:rFonts w:ascii="Calibri" w:cs="Calibri" w:eastAsia="微软雅黑" w:hAnsi="Calibri"/>
+      <w:color w:val="1B2A33"/>
+      <w:sz w:val="21"/>
+      <w:szCs w:val="21"/>
+    </w:rPr>
+  </w:style>
+  <w:style w:styleId="Compact" w:type="paragraph">
+    <w:name w:val="Compact"/>
+    <w:basedOn w:val="Normal"/>
+    <w:next w:val="Normal"/>
+    <w:qFormat/>
+    <w:pPr>
+      <w:spacing w:after="20" w:before="0" w:line="290" w:lineRule="auto"/>
+    </w:pPr>
+    <w:rPr>
+      <w:rFonts w:ascii="Calibri" w:cs="Calibri" w:eastAsia="微软雅黑" w:hAnsi="Calibri"/>
+      <w:color w:val="1B2A33"/>
+      <w:sz w:val="21"/>
+      <w:szCs w:val="21"/>
+    </w:rPr>
+  </w:style>
+  <w:style w:styleId="Caption" w:type="paragraph">
+    <w:name w:val="caption"/>
+    <w:basedOn w:val="Normal"/>
+    <w:next w:val="Normal"/>
+    <w:qFormat/>
+    <w:pPr>
+      <w:spacing w:after="200" w:before="60"/>
+    </w:pPr>
+    <w:rPr>
+      <w:rFonts w:ascii="Calibri" w:cs="Calibri" w:eastAsia="微软雅黑" w:hAnsi="Calibri"/>
+      <w:i/>
+      <w:iCs/>
+      <w:color w:val="6E6A60"/>
+      <w:sz w:val="18"/>
+      <w:szCs w:val="18"/>
+    </w:rPr>
+  </w:style>
+  <w:style w:styleId="Caption" w:type="paragraph">
+    <w:name w:val="caption"/>
+    <w:basedOn w:val="Normal"/>
+    <w:next w:val="Normal"/>
+    <w:qFormat/>
+    <w:pPr>
+      <w:spacing w:after="200" w:before="60"/>
+    </w:pPr>
+    <w:rPr>
+      <w:rFonts w:ascii="Calibri" w:cs="Calibri" w:eastAsia="微软雅黑" w:hAnsi="Calibri"/>
+      <w:i/>
+      <w:iCs/>
+      <w:color w:val="6E6A60"/>
+      <w:sz w:val="18"/>
+      <w:szCs w:val="18"/>
+    </w:rPr>
+  </w:style>
+  <w:style w:styleId="SourceCode" w:type="paragraph">
     <w:name w:val="Source Code"/>
     <w:basedOn w:val="Normal"/>
-    <w:link w:val="VerbatimChar"/>
-    <w:pPr>
-      <w:wordWrap w:val="off"/>
-    </w:pPr>
+    <w:qFormat/>
+    <w:pPr>
+      <w:spacing w:after="80" w:before="80" w:line="260" w:lineRule="auto"/>
+      <w:shd w:color="auto" w:fill="F7F4EC" w:val="clear"/>
+      <w:pBdr>
+        <w:left w:color="9CC6BE" w:space="8" w:sz="18" w:val="single"/>
+      </w:pBdr>
+      <w:ind w:left="120" w:right="120"/>
+    </w:pPr>
+    <w:rPr>
+      <w:rFonts w:ascii="Consolas" w:cs="Consolas" w:eastAsia="Consolas" w:hAnsi="Consolas"/>
+      <w:color w:val="242424"/>
+      <w:sz w:val="18"/>
+      <w:szCs w:val="18"/>
+    </w:rPr>
+  </w:style>
+  <w:style w:styleId="VerbatimChar" w:type="character">
+    <w:name w:val="Verbatim Char"/>
+    <w:basedOn w:val="DefaultParagraphFont"/>
+    <w:rPr>
+      <w:rFonts w:ascii="Consolas" w:cs="Consolas" w:eastAsia="Consolas" w:hAnsi="Consolas"/>
+      <w:color w:val="242424"/>
+      <w:sz w:val="19"/>
+      <w:szCs w:val="19"/>
+    </w:rPr>
+  </w:style>
+  <w:style w:styleId="Table" w:type="table">
+    <w:name w:val="Table"/>
+    <w:qFormat/>
+    <w:tblPr>
+      <w:tblBorders>
+        <w:top w:color="D3CCBB" w:sz="8" w:val="single"/>
+        <w:bottom w:color="D3CCBB" w:sz="8" w:val="single"/>
+        <w:insideH w:color="E7E2D6" w:sz="4" w:val="single"/>
+        <w:left w:sz="0" w:val="none"/>
+        <w:right w:sz="0" w:val="none"/>
+        <w:insideV w:sz="0" w:val="none"/>
+      </w:tblBorders>
+      <w:tblCellMar>
+        <w:top w:type="dxa" w:w="90"/>
+        <w:bottom w:type="dxa" w:w="90"/>
+        <w:left w:type="dxa" w:w="120"/>
+        <w:right w:type="dxa" w:w="120"/>
+      </w:tblCellMar>
+    </w:tblPr>
+    <w:tblStylePr w:type="firstRow">
+      <w:rPr>
+        <w:rFonts w:ascii="Calibri" w:cs="Calibri" w:eastAsia="微软雅黑" w:hAnsi="Calibri"/>
+        <w:b/>
+        <w:bCs/>
+        <w:color w:val="1B2A33"/>
+        <w:sz w:val="19"/>
+        <w:szCs w:val="19"/>
+      </w:rPr>
+      <w:tcPr>
+        <w:shd w:color="auto" w:fill="F2EEE3" w:val="clear"/>
+      </w:tcPr>
+    </w:tblStylePr>
   </w:style>
   <w:style w:type="character" w:customStyle="1" w:styleId="KeywordTok">
     <w:name w:val="KeywordTok"/>
     <w:basedOn w:val="VerbatimChar"/>
     <w:rPr>
       <w:b/>
-      <w:color w:val="007020"/>
+      <w:color w:val="204a87"/>
+      <w:shd w:val="clear" w:fill="f8f8f8"/>
     </w:rPr>
   </w:style>
   <w:style w:type="character" w:customStyle="1" w:styleId="DataTypeTok">
     <w:name w:val="DataTypeTok"/>
     <w:basedOn w:val="VerbatimChar"/>
     <w:rPr>
-      <w:color w:val="902000"/>
+      <w:color w:val="204a87"/>
+      <w:shd w:val="clear" w:fill="f8f8f8"/>
     </w:rPr>
   </w:style>
   <w:style w:type="character" w:customStyle="1" w:styleId="DecValTok">
     <w:name w:val="DecValTok"/>
     <w:basedOn w:val="VerbatimChar"/>
     <w:rPr>
-      <w:color w:val="40a070"/>
+      <w:color w:val="0000cf"/>
+      <w:shd w:val="clear" w:fill="f8f8f8"/>
     </w:rPr>
   </w:style>
   <w:style w:type="character" w:customStyle="1" w:styleId="BaseNTok">
     <w:name w:val="BaseNTok"/>
     <w:basedOn w:val="VerbatimChar"/>
     <w:rPr>
-      <w:color w:val="40a070"/>
+      <w:color w:val="0000cf"/>
+      <w:shd w:val="clear" w:fill="f8f8f8"/>
     </w:rPr>
   </w:style>
   <w:style w:type="character" w:customStyle="1" w:styleId="FloatTok">
     <w:name w:val="FloatTok"/>
     <w:basedOn w:val="VerbatimChar"/>
     <w:rPr>
-      <w:color w:val="40a070"/>
+      <w:color w:val="0000cf"/>
+      <w:shd w:val="clear" w:fill="f8f8f8"/>
     </w:rPr>
   </w:style>
   <w:style w:type="character" w:customStyle="1" w:styleId="ConstantTok">
     <w:name w:val="ConstantTok"/>
     <w:basedOn w:val="VerbatimChar"/>
     <w:rPr>
-      <w:color w:val="880000"/>
+      <w:color w:val="8f5902"/>
+      <w:shd w:val="clear" w:fill="f8f8f8"/>
     </w:rPr>
   </w:style>
   <w:style w:type="character" w:customStyle="1" w:styleId="CharTok">
     <w:name w:val="CharTok"/>
     <w:basedOn w:val="VerbatimChar"/>
     <w:rPr>
-      <w:color w:val="4070a0"/>
+      <w:color w:val="4e9a06"/>
+      <w:shd w:val="clear" w:fill="f8f8f8"/>
     </w:rPr>
   </w:style>
   <w:style w:type="character" w:customStyle="1" w:styleId="SpecialCharTok">
     <w:name w:val="SpecialCharTok"/>
     <w:basedOn w:val="VerbatimChar"/>
     <w:rPr>
-      <w:color w:val="4070a0"/>
+      <w:b/>
+      <w:color w:val="ce5c00"/>
+      <w:shd w:val="clear" w:fill="f8f8f8"/>
     </w:rPr>
   </w:style>
   <w:style w:type="character" w:customStyle="1" w:styleId="StringTok">
     <w:name w:val="StringTok"/>
     <w:basedOn w:val="VerbatimChar"/>
     <w:rPr>
-      <w:color w:val="4070a0"/>
+      <w:color w:val="4e9a06"/>
+      <w:shd w:val="clear" w:fill="f8f8f8"/>
     </w:rPr>
   </w:style>
   <w:style w:type="character" w:customStyle="1" w:styleId="VerbatimStringTok">
     <w:name w:val="VerbatimStringTok"/>
     <w:basedOn w:val="VerbatimChar"/>
     <w:rPr>
-      <w:color w:val="4070a0"/>
+      <w:color w:val="4e9a06"/>
+      <w:shd w:val="clear" w:fill="f8f8f8"/>
     </w:rPr>
   </w:style>
   <w:style w:type="character" w:customStyle="1" w:styleId="SpecialStringTok">
     <w:name w:val="SpecialStringTok"/>
     <w:basedOn w:val="VerbatimChar"/>
     <w:rPr>
-      <w:color w:val="bb6688"/>
+      <w:color w:val="4e9a06"/>
+      <w:shd w:val="clear" w:fill="f8f8f8"/>
     </w:rPr>
   </w:style>
   <w:style w:type="character" w:customStyle="1" w:styleId="ImportTok">
     <w:name w:val="ImportTok"/>
     <w:basedOn w:val="VerbatimChar"/>
     <w:rPr>
-      <w:b/>
-      <w:color w:val="008000"/>
+      <w:shd w:val="clear" w:fill="f8f8f8"/>
     </w:rPr>
   </w:style>
   <w:style w:type="character" w:customStyle="1" w:styleId="CommentTok">
@@ -1755,15 +2067,18 @@
     <w:basedOn w:val="VerbatimChar"/>
     <w:rPr>
       <w:i/>
-      <w:color w:val="60a0b0"/>
+      <w:color w:val="8f5902"/>
+      <w:shd w:val="clear" w:fill="f8f8f8"/>
     </w:rPr>
   </w:style>
   <w:style w:type="character" w:customStyle="1" w:styleId="DocumentationTok">
     <w:name w:val="DocumentationTok"/>
     <w:basedOn w:val="VerbatimChar"/>
     <w:rPr>
+      <w:b/>
       <w:i/>
-      <w:color w:val="ba2121"/>
+      <w:color w:val="8f5902"/>
+      <w:shd w:val="clear" w:fill="f8f8f8"/>
     </w:rPr>
   </w:style>
   <w:style w:type="character" w:customStyle="1" w:styleId="AnnotationTok">
@@ -1772,7 +2087,8 @@
     <w:rPr>
       <w:b/>
       <w:i/>
-      <w:color w:val="60a0b0"/>
+      <w:color w:val="8f5902"/>
+      <w:shd w:val="clear" w:fill="f8f8f8"/>
     </w:rPr>
   </w:style>
   <w:style w:type="character" w:customStyle="1" w:styleId="CommentVarTok">
@@ -1781,28 +2097,33 @@
     <w:rPr>
       <w:b/>
       <w:i/>
-      <w:color w:val="60a0b0"/>
+      <w:color w:val="8f5902"/>
+      <w:shd w:val="clear" w:fill="f8f8f8"/>
     </w:rPr>
   </w:style>
   <w:style w:type="character" w:customStyle="1" w:styleId="OtherTok">
     <w:name w:val="OtherTok"/>
     <w:basedOn w:val="VerbatimChar"/>
     <w:rPr>
-      <w:color w:val="007020"/>
+      <w:color w:val="8f5902"/>
+      <w:shd w:val="clear" w:fill="f8f8f8"/>
     </w:rPr>
   </w:style>
   <w:style w:type="character" w:customStyle="1" w:styleId="FunctionTok">
     <w:name w:val="FunctionTok"/>
     <w:basedOn w:val="VerbatimChar"/>
     <w:rPr>
-      <w:color w:val="06287e"/>
+      <w:b/>
+      <w:color w:val="204a87"/>
+      <w:shd w:val="clear" w:fill="f8f8f8"/>
     </w:rPr>
   </w:style>
   <w:style w:type="character" w:customStyle="1" w:styleId="VariableTok">
     <w:name w:val="VariableTok"/>
     <w:basedOn w:val="VerbatimChar"/>
     <w:rPr>
-      <w:color w:val="19177c"/>
+      <w:color w:val="000000"/>
+      <w:shd w:val="clear" w:fill="f8f8f8"/>
     </w:rPr>
   </w:style>
   <w:style w:type="character" w:customStyle="1" w:styleId="ControlFlowTok">
@@ -1810,46 +2131,56 @@
     <w:basedOn w:val="VerbatimChar"/>
     <w:rPr>
       <w:b/>
-      <w:color w:val="007020"/>
+      <w:color w:val="204a87"/>
+      <w:shd w:val="clear" w:fill="f8f8f8"/>
     </w:rPr>
   </w:style>
   <w:style w:type="character" w:customStyle="1" w:styleId="OperatorTok">
     <w:name w:val="OperatorTok"/>
     <w:basedOn w:val="VerbatimChar"/>
     <w:rPr>
-      <w:color w:val="666666"/>
+      <w:b/>
+      <w:color w:val="ce5c00"/>
+      <w:shd w:val="clear" w:fill="f8f8f8"/>
     </w:rPr>
   </w:style>
   <w:style w:type="character" w:customStyle="1" w:styleId="BuiltInTok">
     <w:name w:val="BuiltInTok"/>
     <w:basedOn w:val="VerbatimChar"/>
     <w:rPr>
-      <w:color w:val="008000"/>
+      <w:shd w:val="clear" w:fill="f8f8f8"/>
     </w:rPr>
   </w:style>
   <w:style w:type="character" w:customStyle="1" w:styleId="ExtensionTok">
     <w:name w:val="ExtensionTok"/>
     <w:basedOn w:val="VerbatimChar"/>
-    <w:rPr/>
+    <w:rPr>
+      <w:shd w:val="clear" w:fill="f8f8f8"/>
+    </w:rPr>
   </w:style>
   <w:style w:type="character" w:customStyle="1" w:styleId="PreprocessorTok">
     <w:name w:val="PreprocessorTok"/>
     <w:basedOn w:val="VerbatimChar"/>
     <w:rPr>
-      <w:color w:val="bc7a00"/>
+      <w:i/>
+      <w:color w:val="8f5902"/>
+      <w:shd w:val="clear" w:fill="f8f8f8"/>
     </w:rPr>
   </w:style>
   <w:style w:type="character" w:customStyle="1" w:styleId="AttributeTok">
     <w:name w:val="AttributeTok"/>
     <w:basedOn w:val="VerbatimChar"/>
     <w:rPr>
-      <w:color w:val="7d9029"/>
+      <w:color w:val="204a87"/>
+      <w:shd w:val="clear" w:fill="f8f8f8"/>
     </w:rPr>
   </w:style>
   <w:style w:type="character" w:customStyle="1" w:styleId="RegionMarkerTok">
     <w:name w:val="RegionMarkerTok"/>
     <w:basedOn w:val="VerbatimChar"/>
-    <w:rPr/>
+    <w:rPr>
+      <w:shd w:val="clear" w:fill="f8f8f8"/>
+    </w:rPr>
   </w:style>
   <w:style w:type="character" w:customStyle="1" w:styleId="InformationTok">
     <w:name w:val="InformationTok"/>
@@ -1857,7 +2188,8 @@
     <w:rPr>
       <w:b/>
       <w:i/>
-      <w:color w:val="60a0b0"/>
+      <w:color w:val="8f5902"/>
+      <w:shd w:val="clear" w:fill="f8f8f8"/>
     </w:rPr>
   </w:style>
   <w:style w:type="character" w:customStyle="1" w:styleId="WarningTok">
@@ -1866,15 +2198,16 @@
     <w:rPr>
       <w:b/>
       <w:i/>
-      <w:color w:val="60a0b0"/>
+      <w:color w:val="8f5902"/>
+      <w:shd w:val="clear" w:fill="f8f8f8"/>
     </w:rPr>
   </w:style>
   <w:style w:type="character" w:customStyle="1" w:styleId="AlertTok">
     <w:name w:val="AlertTok"/>
     <w:basedOn w:val="VerbatimChar"/>
     <w:rPr>
-      <w:b/>
-      <w:color w:val="ff0000"/>
+      <w:color w:val="ef2929"/>
+      <w:shd w:val="clear" w:fill="f8f8f8"/>
     </w:rPr>
   </w:style>
   <w:style w:type="character" w:customStyle="1" w:styleId="ErrorTok">
@@ -1882,13 +2215,16 @@
     <w:basedOn w:val="VerbatimChar"/>
     <w:rPr>
       <w:b/>
-      <w:color w:val="ff0000"/>
+      <w:color w:val="a40000"/>
+      <w:shd w:val="clear" w:fill="f8f8f8"/>
     </w:rPr>
   </w:style>
   <w:style w:type="character" w:customStyle="1" w:styleId="NormalTok">
     <w:name w:val="NormalTok"/>
     <w:basedOn w:val="VerbatimChar"/>
-    <w:rPr/>
+    <w:rPr>
+      <w:shd w:val="clear" w:fill="f8f8f8"/>
+    </w:rPr>
   </w:style>
 </w:styles>
 </file>

--- a/documents/files/gaps.docx
+++ b/documents/files/gaps.docx
@@ -23,7 +23,7 @@
         <w:pStyle w:val="Date"/>
       </w:pPr>
       <w:r>
-        <w:t xml:space="preserve">2026-10-19</w:t>
+        <w:t xml:space="preserve">2026-10-20</w:t>
       </w:r>
     </w:p>
     <w:p>

--- a/documents/files/gaps.docx
+++ b/documents/files/gaps.docx
@@ -23,7 +23,7 @@
         <w:pStyle w:val="Date"/>
       </w:pPr>
       <w:r>
-        <w:t xml:space="preserve">2026-10-20</w:t>
+        <w:t xml:space="preserve">2026-10-23</w:t>
       </w:r>
     </w:p>
     <w:p>
